--- a/public/templates/MCDI report template_DNE bilingual 8-18 mo.docx
+++ b/public/templates/MCDI report template_DNE bilingual 8-18 mo.docx
@@ -69,7 +69,6 @@
         </w:rPr>
         <w:t xml:space="preserve">Thank you for participating in the </w:t>
       </w:r>
-      <w:proofErr w:type="gramStart"/>
       <w:r>
         <w:rPr>
           <w:rFonts w:ascii="Arial" w:hAnsi="Arial" w:cs="Arial"/>
@@ -77,10 +76,10 @@
           <w:iCs/>
           <w:sz w:val="21"/>
           <w:szCs w:val="21"/>
+          <w:highlight w:val="yellow"/>
         </w:rPr>
         <w:t>[ ]</w:t>
       </w:r>
-      <w:proofErr w:type="gramEnd"/>
       <w:r>
         <w:rPr>
           <w:rFonts w:ascii="Arial" w:hAnsi="Arial" w:cs="Arial"/>
@@ -1028,7 +1027,6 @@
               </w:rPr>
               <w:t xml:space="preserve">Receptive Total (words understood): </w:t>
             </w:r>
-            <w:proofErr w:type="spellStart"/>
             <w:r>
               <w:rPr>
                 <w:rFonts w:ascii="Arial" w:hAnsi="Arial" w:cs="Arial" w:hint="eastAsia"/>
@@ -1043,7 +1041,6 @@
               </w:rPr>
               <w:t>number</w:t>
             </w:r>
-            <w:proofErr w:type="spellEnd"/>
             <w:r>
               <w:rPr>
                 <w:rFonts w:ascii="Arial" w:hAnsi="Arial" w:cs="Arial" w:hint="eastAsia"/>
@@ -1079,7 +1076,6 @@
               </w:rPr>
               <w:t xml:space="preserve">Expressive Total (words said): </w:t>
             </w:r>
-            <w:proofErr w:type="spellStart"/>
             <w:r>
               <w:rPr>
                 <w:rFonts w:ascii="Arial" w:hAnsi="Arial" w:cs="Arial" w:hint="eastAsia"/>
@@ -1094,7 +1090,6 @@
               </w:rPr>
               <w:t>number</w:t>
             </w:r>
-            <w:proofErr w:type="spellEnd"/>
             <w:r>
               <w:rPr>
                 <w:rFonts w:ascii="Arial" w:hAnsi="Arial" w:cs="Arial" w:hint="eastAsia"/>
